--- a/02-01.docx
+++ b/02-01.docx
@@ -399,6 +399,35 @@
           <w:rtl w:val="0"/>
         </w:rPr>
         <w:t xml:space="preserve">1.サーバーのクラスタリング構成</w:t>
+      </w:r>
+    </w:p>
+    <w:p>
+      <w:pPr>
+        <w:jc w:val="left"/>
+        <w:rPr/>
+      </w:pPr>
+      <w:r>
+        <w:rPr>
+          <w:rtl w:val="0"/>
+        </w:rPr>
+      </w:r>
+    </w:p>
+    <w:p>
+      <w:pPr>
+        <w:jc w:val="left"/>
+        <w:rPr>
+          <w:b w:val="1"/>
+          <w:bCs w:val="1"/>
+        </w:rPr>
+      </w:pPr>
+      <w:r>
+        <w:rPr>
+          <w:rFonts w:ascii="Arial Unicode MS" w:cs="Arial Unicode MS" w:eastAsia="Arial Unicode MS" w:hAnsi="Arial Unicode MS"/>
+          <w:b w:val="1"/>
+          <w:bCs w:val="1"/>
+          <w:rtl w:val="0"/>
+        </w:rPr>
+        <w:t xml:space="preserve">アクティブ-アクティブ構成（負荷分散・並列処理） </w:t>
       </w:r>
     </w:p>
     <w:p>
@@ -726,6 +755,426 @@
     </w:p>
     <w:p>
       <w:pPr>
+        <w:jc w:val="left"/>
+        <w:rPr/>
+      </w:pPr>
+      <w:r>
+        <w:rPr>
+          <w:rtl w:val="0"/>
+        </w:rPr>
+      </w:r>
+    </w:p>
+    <w:p>
+      <w:pPr>
+        <w:jc w:val="left"/>
+        <w:rPr/>
+      </w:pPr>
+      <w:r>
+        <w:rPr>
+          <w:rtl w:val="0"/>
+        </w:rPr>
+      </w:r>
+    </w:p>
+    <w:p>
+      <w:pPr>
+        <w:jc w:val="left"/>
+        <w:rPr/>
+      </w:pPr>
+      <w:r>
+        <w:rPr>
+          <w:rtl w:val="0"/>
+        </w:rPr>
+      </w:r>
+    </w:p>
+    <w:p>
+      <w:pPr>
+        <w:jc w:val="left"/>
+        <w:rPr/>
+      </w:pPr>
+      <w:r>
+        <w:rPr>
+          <w:rtl w:val="0"/>
+        </w:rPr>
+      </w:r>
+    </w:p>
+    <w:p>
+      <w:pPr>
+        <w:jc w:val="left"/>
+        <w:rPr/>
+      </w:pPr>
+      <w:r>
+        <w:rPr>
+          <w:rtl w:val="0"/>
+        </w:rPr>
+      </w:r>
+    </w:p>
+    <w:p>
+      <w:pPr>
+        <w:jc w:val="left"/>
+        <w:rPr/>
+      </w:pPr>
+      <w:r>
+        <w:rPr>
+          <w:rtl w:val="0"/>
+        </w:rPr>
+      </w:r>
+    </w:p>
+    <w:p>
+      <w:pPr>
+        <w:jc w:val="left"/>
+        <w:rPr/>
+      </w:pPr>
+      <w:r>
+        <w:rPr>
+          <w:rtl w:val="0"/>
+        </w:rPr>
+      </w:r>
+    </w:p>
+    <w:p>
+      <w:pPr>
+        <w:jc w:val="left"/>
+        <w:rPr/>
+      </w:pPr>
+      <w:r>
+        <w:rPr>
+          <w:rtl w:val="0"/>
+        </w:rPr>
+      </w:r>
+    </w:p>
+    <w:p>
+      <w:pPr>
+        <w:jc w:val="left"/>
+        <w:rPr/>
+      </w:pPr>
+      <w:r>
+        <w:rPr>
+          <w:rtl w:val="0"/>
+        </w:rPr>
+      </w:r>
+    </w:p>
+    <w:p>
+      <w:pPr>
+        <w:jc w:val="left"/>
+        <w:rPr/>
+      </w:pPr>
+      <w:r>
+        <w:rPr>
+          <w:rtl w:val="0"/>
+        </w:rPr>
+      </w:r>
+    </w:p>
+    <w:p>
+      <w:pPr>
+        <w:jc w:val="left"/>
+        <w:rPr/>
+      </w:pPr>
+      <w:r>
+        <w:rPr>
+          <w:rtl w:val="0"/>
+        </w:rPr>
+      </w:r>
+    </w:p>
+    <w:p>
+      <w:pPr>
+        <w:jc w:val="left"/>
+        <w:rPr/>
+      </w:pPr>
+      <w:r>
+        <w:rPr>
+          <w:rtl w:val="0"/>
+        </w:rPr>
+      </w:r>
+    </w:p>
+    <w:p>
+      <w:pPr>
+        <w:jc w:val="left"/>
+        <w:rPr/>
+      </w:pPr>
+      <w:r>
+        <w:rPr>
+          <w:rtl w:val="0"/>
+        </w:rPr>
+      </w:r>
+    </w:p>
+    <w:p>
+      <w:pPr>
+        <w:jc w:val="left"/>
+        <w:rPr/>
+      </w:pPr>
+      <w:r>
+        <w:rPr>
+          <w:rtl w:val="0"/>
+        </w:rPr>
+      </w:r>
+    </w:p>
+    <w:p>
+      <w:pPr>
+        <w:jc w:val="left"/>
+        <w:rPr/>
+      </w:pPr>
+      <w:r>
+        <w:rPr>
+          <w:rtl w:val="0"/>
+        </w:rPr>
+      </w:r>
+    </w:p>
+    <w:p>
+      <w:pPr>
+        <w:jc w:val="left"/>
+        <w:rPr/>
+      </w:pPr>
+      <w:r>
+        <w:rPr>
+          <w:rtl w:val="0"/>
+        </w:rPr>
+      </w:r>
+    </w:p>
+    <w:p>
+      <w:pPr>
+        <w:jc w:val="left"/>
+        <w:rPr/>
+      </w:pPr>
+      <w:r>
+        <w:rPr>
+          <w:rtl w:val="0"/>
+        </w:rPr>
+      </w:r>
+    </w:p>
+    <w:p>
+      <w:pPr>
+        <w:jc w:val="left"/>
+        <w:rPr/>
+      </w:pPr>
+      <w:r>
+        <w:rPr>
+          <w:rtl w:val="0"/>
+        </w:rPr>
+      </w:r>
+    </w:p>
+    <w:p>
+      <w:pPr>
+        <w:jc w:val="left"/>
+        <w:rPr/>
+      </w:pPr>
+      <w:r>
+        <w:rPr>
+          <w:rtl w:val="0"/>
+        </w:rPr>
+      </w:r>
+    </w:p>
+    <w:p>
+      <w:pPr>
+        <w:jc w:val="left"/>
+        <w:rPr/>
+      </w:pPr>
+      <w:r>
+        <w:rPr>
+          <w:rtl w:val="0"/>
+        </w:rPr>
+      </w:r>
+    </w:p>
+    <w:p>
+      <w:pPr>
+        <w:jc w:val="left"/>
+        <w:rPr/>
+      </w:pPr>
+      <w:r>
+        <w:rPr>
+          <w:rtl w:val="0"/>
+        </w:rPr>
+      </w:r>
+    </w:p>
+    <w:p>
+      <w:pPr>
+        <w:jc w:val="left"/>
+        <w:rPr>
+          <w:b w:val="1"/>
+          <w:bCs w:val="1"/>
+        </w:rPr>
+      </w:pPr>
+      <w:r>
+        <w:rPr>
+          <w:rFonts w:ascii="Arial Unicode MS" w:cs="Arial Unicode MS" w:eastAsia="Arial Unicode MS" w:hAnsi="Arial Unicode MS"/>
+          <w:b w:val="1"/>
+          <w:bCs w:val="1"/>
+          <w:rtl w:val="0"/>
+        </w:rPr>
+        <w:t xml:space="preserve">アクティブ-スタンバイ構成（高可用性・HAクラスター） </w:t>
+      </w:r>
+    </w:p>
+    <w:p>
+      <w:pPr>
+        <w:jc w:val="left"/>
+        <w:rPr/>
+      </w:pPr>
+      <w:r>
+        <w:rPr>
+          <w:rFonts w:ascii="Arial Unicode MS" w:cs="Arial Unicode MS" w:eastAsia="Arial Unicode MS" w:hAnsi="Arial Unicode MS"/>
+          <w:rtl w:val="0"/>
+        </w:rPr>
+        <w:t xml:space="preserve">通常は1台のノードが稼働し、もう1台が待機する構成</w:t>
+      </w:r>
+    </w:p>
+    <w:p>
+      <w:pPr>
+        <w:jc w:val="left"/>
+        <w:rPr/>
+      </w:pPr>
+      <w:r>
+        <w:rPr>
+          <w:rtl w:val="0"/>
+        </w:rPr>
+      </w:r>
+    </w:p>
+    <w:p>
+      <w:pPr>
+        <w:jc w:val="left"/>
+        <w:rPr/>
+      </w:pPr>
+      <w:r>
+        <w:rPr>
+          <w:rFonts w:ascii="Arial Unicode MS" w:cs="Arial Unicode MS" w:eastAsia="Arial Unicode MS" w:hAnsi="Arial Unicode MS"/>
+          <w:rtl w:val="0"/>
+        </w:rPr>
+        <w:t xml:space="preserve">&lt;種類&gt;</w:t>
+      </w:r>
+    </w:p>
+    <w:p>
+      <w:pPr>
+        <w:jc w:val="left"/>
+        <w:rPr/>
+      </w:pPr>
+      <w:r>
+        <w:rPr>
+          <w:rFonts w:ascii="Arial Unicode MS" w:cs="Arial Unicode MS" w:eastAsia="Arial Unicode MS" w:hAnsi="Arial Unicode MS"/>
+          <w:rtl w:val="0"/>
+        </w:rPr>
+        <w:t xml:space="preserve">①ホットスタンバイ</w:t>
+      </w:r>
+    </w:p>
+    <w:p>
+      <w:pPr>
+        <w:jc w:val="left"/>
+        <w:rPr/>
+      </w:pPr>
+      <w:r>
+        <w:rPr>
+          <w:rFonts w:ascii="Arial Unicode MS" w:cs="Arial Unicode MS" w:eastAsia="Arial Unicode MS" w:hAnsi="Arial Unicode MS"/>
+          <w:rtl w:val="0"/>
+        </w:rPr>
+        <w:t xml:space="preserve">常に予備サーバーの電源を入れておき、稼動しているメインサーバーと常にデータの同期を行っておく(ミラーリング)方法。メインサーバが突然ダウンしても、即座に予備サーバに切り替えることが可能</w:t>
+      </w:r>
+    </w:p>
+    <w:p>
+      <w:pPr>
+        <w:jc w:val="left"/>
+        <w:rPr/>
+      </w:pPr>
+      <w:r>
+        <w:rPr>
+          <w:rFonts w:ascii="Arial Unicode MS" w:cs="Arial Unicode MS" w:eastAsia="Arial Unicode MS" w:hAnsi="Arial Unicode MS"/>
+          <w:rtl w:val="0"/>
+        </w:rPr>
+        <w:t xml:space="preserve">②コールドスタンバイ</w:t>
+      </w:r>
+    </w:p>
+    <w:p>
+      <w:pPr>
+        <w:jc w:val="left"/>
+        <w:rPr/>
+      </w:pPr>
+      <w:r>
+        <w:rPr>
+          <w:rFonts w:ascii="Arial Unicode MS" w:cs="Arial Unicode MS" w:eastAsia="Arial Unicode MS" w:hAnsi="Arial Unicode MS"/>
+          <w:rtl w:val="0"/>
+        </w:rPr>
+        <w:t xml:space="preserve">予備サーバーの電源を入れず、障害が起こったときに電源を入れ、対応する。ホットスタンバイよりも対応に時間がかかるが、コストを抑えることができる。</w:t>
+      </w:r>
+    </w:p>
+    <w:p>
+      <w:pPr>
+        <w:jc w:val="left"/>
+        <w:rPr/>
+      </w:pPr>
+      <w:r>
+        <w:rPr>
+          <w:rtl w:val="0"/>
+        </w:rPr>
+      </w:r>
+    </w:p>
+    <w:p>
+      <w:pPr>
+        <w:jc w:val="left"/>
+        <w:rPr/>
+      </w:pPr>
+      <w:r>
+        <w:rPr>
+          <w:rFonts w:ascii="Arial Unicode MS" w:cs="Arial Unicode MS" w:eastAsia="Arial Unicode MS" w:hAnsi="Arial Unicode MS"/>
+          <w:rtl w:val="0"/>
+        </w:rPr>
+        <w:t xml:space="preserve">参考文献：</w:t>
+      </w:r>
+    </w:p>
+    <w:p>
+      <w:pPr>
+        <w:jc w:val="left"/>
+        <w:rPr/>
+      </w:pPr>
+      <w:r>
+        <w:rPr>
+          <w:rFonts w:ascii="Arial Unicode MS" w:cs="Arial Unicode MS" w:eastAsia="Arial Unicode MS" w:hAnsi="Arial Unicode MS"/>
+          <w:rtl w:val="0"/>
+        </w:rPr>
+        <w:t xml:space="preserve">【BCP対策】冗長化とは？意味や種類、具体的な実施方法を解説（オプステージがお届けする オフィスのためのICT情報）</w:t>
+      </w:r>
+    </w:p>
+    <w:p>
+      <w:pPr>
+        <w:jc w:val="left"/>
+        <w:rPr/>
+      </w:pPr>
+      <w:hyperlink r:id="rId7">
+        <w:r>
+          <w:rPr>
+            <w:color w:val="1155cc"/>
+            <w:u w:val="single"/>
+            <w:rtl w:val="0"/>
+          </w:rPr>
+          <w:t xml:space="preserve">https://optage.co.jp/business/ict/list/detail/detail2411_04.html</w:t>
+        </w:r>
+      </w:hyperlink>
+      <w:r>
+        <w:rPr>
+          <w:rtl w:val="0"/>
+        </w:rPr>
+      </w:r>
+    </w:p>
+    <w:p>
+      <w:pPr>
+        <w:jc w:val="left"/>
+        <w:rPr/>
+      </w:pPr>
+      <w:r>
+        <w:rPr>
+          <w:rFonts w:ascii="Arial Unicode MS" w:cs="Arial Unicode MS" w:eastAsia="Arial Unicode MS" w:hAnsi="Arial Unicode MS"/>
+          <w:rtl w:val="0"/>
+        </w:rPr>
+        <w:t xml:space="preserve">（2026.05.26.）</w:t>
+      </w:r>
+    </w:p>
+    <w:p>
+      <w:pPr>
+        <w:jc w:val="left"/>
+        <w:rPr/>
+      </w:pPr>
+      <w:r>
+        <w:rPr>
+          <w:rtl w:val="0"/>
+        </w:rPr>
+      </w:r>
+    </w:p>
+    <w:p>
+      <w:pPr>
         <w:jc w:val="right"/>
         <w:rPr/>
       </w:pPr>
@@ -737,9 +1186,20 @@
         <w:t xml:space="preserve">以上</w:t>
       </w:r>
     </w:p>
+    <w:p>
+      <w:pPr>
+        <w:jc w:val="left"/>
+        <w:rPr/>
+      </w:pPr>
+      <w:r>
+        <w:rPr>
+          <w:rtl w:val="0"/>
+        </w:rPr>
+      </w:r>
+    </w:p>
     <w:sectPr>
-      <w:footerReference r:id="rId7" w:type="default"/>
-      <w:footerReference r:id="rId8" w:type="first"/>
+      <w:footerReference r:id="rId8" w:type="default"/>
+      <w:footerReference r:id="rId9" w:type="first"/>
       <w:pgSz w:h="16834" w:w="11909" w:orient="portrait"/>
       <w:pgMar w:bottom="1440.0000000000002" w:top="1440.0000000000002" w:left="1440.0000000000002" w:right="1440.0000000000002" w:header="720" w:footer="720"/>
       <w:pgNumType w:start="0"/>
